--- a/policies/build/sop_record_masters/ROM/Records/ROM.3_Record_02_service_standard_monitoring.docx
+++ b/policies/build/sop_record_masters/ROM/Records/ROM.3_Record_02_service_standard_monitoring.docx
@@ -61,6 +61,14 @@
       </w:r>
     </w:p>
     <w:p>
+      <w:pPr>
+        <w:pStyle w:val="ListParagraph"/>
+      </w:pPr>
+      <w:r>
+        <w:t>Consecutive Misses (Count): How many consecutive cycles this standard has now missed.</w:t>
+      </w:r>
+    </w:p>
+    <w:p>
       <w:r>
         <w:t>The first data row below (shaded yellow, and marked WORKED EXAMPLE in the row itself) is a worked example already filled in correctly. Delete it or overwrite it once you start using this record for real — don't leave the example row mixed in with real entries. Add more blank rows as needed; don't create a second copy of this file.</w:t>
       </w:r>
@@ -115,7 +123,7 @@
           </w:p>
           <w:p>
             <w:r>
-              <w:t>This record is the quarterly compilation showing whether each service standard was actually met, with root-cause analysis and corrective action logged for every miss.</w:t>
+              <w:t>This record is the quarterly compilation showing whether each service standard was actually met, with root-cause analysis and corrective action logged for every miss, and a running count of consecutive misses that feeds the escalation step.</w:t>
             </w:r>
           </w:p>
         </w:tc>
@@ -146,7 +154,7 @@
           </w:p>
           <w:p>
             <w:r>
-              <w:t>The Quality Coordinator compiles this every quarter from department data. The worked example shows an OPD wait-time miss in Q1 2026 with its RCA and CAPA.</w:t>
+              <w:t>The Quality Coordinator compiles this every quarter from department data. The worked example shows an OPD wait-time miss in Q1 2026 with its RCA and CAPA, its first consecutive miss.</w:t>
             </w:r>
           </w:p>
         </w:tc>
@@ -177,7 +185,7 @@
           </w:p>
           <w:p>
             <w:r>
-              <w:t>A standard that is missed with no analysis or corrective action just repeats — this record is what turns measurement into actual improvement, which is the point of defining a measurable standard in the first place.</w:t>
+              <w:t>A standard that is missed with no analysis or corrective action just repeats — this record is what turns measurement into actual improvement, and the consecutive-miss count is what tells the organisation when routine CAPA has stopped working.</w:t>
             </w:r>
           </w:p>
         </w:tc>
@@ -191,11 +199,12 @@
         <w:tblLook w:firstColumn="1" w:firstRow="1" w:lastColumn="0" w:lastRow="0" w:noHBand="0" w:noVBand="1" w:val="04A0"/>
       </w:tblPr>
       <w:tblGrid>
-        <w:gridCol w:w="1728"/>
-        <w:gridCol w:w="1728"/>
-        <w:gridCol w:w="1728"/>
-        <w:gridCol w:w="1728"/>
-        <w:gridCol w:w="1728"/>
+        <w:gridCol w:w="1440"/>
+        <w:gridCol w:w="1440"/>
+        <w:gridCol w:w="1440"/>
+        <w:gridCol w:w="1440"/>
+        <w:gridCol w:w="1440"/>
+        <w:gridCol w:w="1440"/>
       </w:tblGrid>
       <w:tr>
         <w:trPr>
@@ -203,7 +212,7 @@
         </w:trPr>
         <w:tc>
           <w:tcPr>
-            <w:tcW w:type="dxa" w:w="1728"/>
+            <w:tcW w:type="dxa" w:w="1440"/>
           </w:tcPr>
           <w:p>
             <w:r>
@@ -213,7 +222,7 @@
         </w:tc>
         <w:tc>
           <w:tcPr>
-            <w:tcW w:type="dxa" w:w="1728"/>
+            <w:tcW w:type="dxa" w:w="1440"/>
           </w:tcPr>
           <w:p>
             <w:r>
@@ -223,7 +232,7 @@
         </w:tc>
         <w:tc>
           <w:tcPr>
-            <w:tcW w:type="dxa" w:w="1728"/>
+            <w:tcW w:type="dxa" w:w="1440"/>
           </w:tcPr>
           <w:p>
             <w:r>
@@ -233,7 +242,7 @@
         </w:tc>
         <w:tc>
           <w:tcPr>
-            <w:tcW w:type="dxa" w:w="1728"/>
+            <w:tcW w:type="dxa" w:w="1440"/>
           </w:tcPr>
           <w:p>
             <w:r>
@@ -243,11 +252,21 @@
         </w:tc>
         <w:tc>
           <w:tcPr>
-            <w:tcW w:type="dxa" w:w="1728"/>
+            <w:tcW w:type="dxa" w:w="1440"/>
           </w:tcPr>
           <w:p>
             <w:r>
               <w:t>RCA / CAPA If Not Met</w:t>
+            </w:r>
+          </w:p>
+        </w:tc>
+        <w:tc>
+          <w:tcPr>
+            <w:tcW w:type="dxa" w:w="1440"/>
+          </w:tcPr>
+          <w:p>
+            <w:r>
+              <w:t>Consecutive Misses (Count)</w:t>
             </w:r>
           </w:p>
         </w:tc>
@@ -258,7 +277,7 @@
         </w:trPr>
         <w:tc>
           <w:tcPr>
-            <w:tcW w:type="dxa" w:w="1728"/>
+            <w:tcW w:type="dxa" w:w="1440"/>
             <w:shd w:val="clear" w:color="auto" w:fill="FFF2CC"/>
           </w:tcPr>
           <w:p>
@@ -267,7 +286,7 @@
         </w:tc>
         <w:tc>
           <w:tcPr>
-            <w:tcW w:type="dxa" w:w="1728"/>
+            <w:tcW w:type="dxa" w:w="1440"/>
             <w:shd w:val="clear" w:color="auto" w:fill="FFF2CC"/>
           </w:tcPr>
           <w:p>
@@ -276,7 +295,7 @@
         </w:tc>
         <w:tc>
           <w:tcPr>
-            <w:tcW w:type="dxa" w:w="1728"/>
+            <w:tcW w:type="dxa" w:w="1440"/>
             <w:shd w:val="clear" w:color="auto" w:fill="FFF2CC"/>
           </w:tcPr>
           <w:p>
@@ -285,7 +304,7 @@
         </w:tc>
         <w:tc>
           <w:tcPr>
-            <w:tcW w:type="dxa" w:w="1728"/>
+            <w:tcW w:type="dxa" w:w="1440"/>
             <w:shd w:val="clear" w:color="auto" w:fill="FFF2CC"/>
           </w:tcPr>
           <w:p>
@@ -294,7 +313,16 @@
         </w:tc>
         <w:tc>
           <w:tcPr>
-            <w:tcW w:type="dxa" w:w="1728"/>
+            <w:tcW w:type="dxa" w:w="1440"/>
+            <w:shd w:val="clear" w:color="auto" w:fill="FFF2CC"/>
+          </w:tcPr>
+          <w:p>
+            <w:r/>
+          </w:p>
+        </w:tc>
+        <w:tc>
+          <w:tcPr>
+            <w:tcW w:type="dxa" w:w="1440"/>
             <w:shd w:val="clear" w:color="auto" w:fill="FFF2CC"/>
           </w:tcPr>
           <w:p>
@@ -308,7 +336,7 @@
         </w:trPr>
         <w:tc>
           <w:tcPr>
-            <w:tcW w:type="dxa" w:w="1728"/>
+            <w:tcW w:type="dxa" w:w="1440"/>
             <w:shd w:val="clear" w:color="auto" w:fill="FFF2CC"/>
           </w:tcPr>
           <w:p>
@@ -319,7 +347,7 @@
         </w:tc>
         <w:tc>
           <w:tcPr>
-            <w:tcW w:type="dxa" w:w="1728"/>
+            <w:tcW w:type="dxa" w:w="1440"/>
             <w:shd w:val="clear" w:color="auto" w:fill="FFF2CC"/>
           </w:tcPr>
           <w:p>
@@ -330,7 +358,7 @@
         </w:tc>
         <w:tc>
           <w:tcPr>
-            <w:tcW w:type="dxa" w:w="1728"/>
+            <w:tcW w:type="dxa" w:w="1440"/>
             <w:shd w:val="clear" w:color="auto" w:fill="FFF2CC"/>
           </w:tcPr>
           <w:p>
@@ -341,7 +369,7 @@
         </w:tc>
         <w:tc>
           <w:tcPr>
-            <w:tcW w:type="dxa" w:w="1728"/>
+            <w:tcW w:type="dxa" w:w="1440"/>
             <w:shd w:val="clear" w:color="auto" w:fill="FFF2CC"/>
           </w:tcPr>
           <w:p>
@@ -352,12 +380,23 @@
         </w:tc>
         <w:tc>
           <w:tcPr>
-            <w:tcW w:type="dxa" w:w="1728"/>
+            <w:tcW w:type="dxa" w:w="1440"/>
             <w:shd w:val="clear" w:color="auto" w:fill="FFF2CC"/>
           </w:tcPr>
           <w:p>
             <w:r>
               <w:t>RCA: single registration counter at peak hours; CAPA: second counter opened 9-11am</w:t>
+            </w:r>
+          </w:p>
+        </w:tc>
+        <w:tc>
+          <w:tcPr>
+            <w:tcW w:type="dxa" w:w="1440"/>
+            <w:shd w:val="clear" w:color="auto" w:fill="FFF2CC"/>
+          </w:tcPr>
+          <w:p>
+            <w:r>
+              <w:t>1</w:t>
             </w:r>
           </w:p>
         </w:tc>
@@ -368,31 +407,37 @@
         </w:trPr>
         <w:tc>
           <w:tcPr>
-            <w:tcW w:type="dxa" w:w="1728"/>
+            <w:tcW w:type="dxa" w:w="1440"/>
           </w:tcPr>
           <w:p/>
         </w:tc>
         <w:tc>
           <w:tcPr>
-            <w:tcW w:type="dxa" w:w="1728"/>
+            <w:tcW w:type="dxa" w:w="1440"/>
           </w:tcPr>
           <w:p/>
         </w:tc>
         <w:tc>
           <w:tcPr>
-            <w:tcW w:type="dxa" w:w="1728"/>
+            <w:tcW w:type="dxa" w:w="1440"/>
           </w:tcPr>
           <w:p/>
         </w:tc>
         <w:tc>
           <w:tcPr>
-            <w:tcW w:type="dxa" w:w="1728"/>
+            <w:tcW w:type="dxa" w:w="1440"/>
           </w:tcPr>
           <w:p/>
         </w:tc>
         <w:tc>
           <w:tcPr>
-            <w:tcW w:type="dxa" w:w="1728"/>
+            <w:tcW w:type="dxa" w:w="1440"/>
+          </w:tcPr>
+          <w:p/>
+        </w:tc>
+        <w:tc>
+          <w:tcPr>
+            <w:tcW w:type="dxa" w:w="1440"/>
           </w:tcPr>
           <w:p/>
         </w:tc>
@@ -403,31 +448,37 @@
         </w:trPr>
         <w:tc>
           <w:tcPr>
-            <w:tcW w:type="dxa" w:w="1728"/>
+            <w:tcW w:type="dxa" w:w="1440"/>
           </w:tcPr>
           <w:p/>
         </w:tc>
         <w:tc>
           <w:tcPr>
-            <w:tcW w:type="dxa" w:w="1728"/>
+            <w:tcW w:type="dxa" w:w="1440"/>
           </w:tcPr>
           <w:p/>
         </w:tc>
         <w:tc>
           <w:tcPr>
-            <w:tcW w:type="dxa" w:w="1728"/>
+            <w:tcW w:type="dxa" w:w="1440"/>
           </w:tcPr>
           <w:p/>
         </w:tc>
         <w:tc>
           <w:tcPr>
-            <w:tcW w:type="dxa" w:w="1728"/>
+            <w:tcW w:type="dxa" w:w="1440"/>
           </w:tcPr>
           <w:p/>
         </w:tc>
         <w:tc>
           <w:tcPr>
-            <w:tcW w:type="dxa" w:w="1728"/>
+            <w:tcW w:type="dxa" w:w="1440"/>
+          </w:tcPr>
+          <w:p/>
+        </w:tc>
+        <w:tc>
+          <w:tcPr>
+            <w:tcW w:type="dxa" w:w="1440"/>
           </w:tcPr>
           <w:p/>
         </w:tc>
@@ -438,31 +489,37 @@
         </w:trPr>
         <w:tc>
           <w:tcPr>
-            <w:tcW w:type="dxa" w:w="1728"/>
+            <w:tcW w:type="dxa" w:w="1440"/>
           </w:tcPr>
           <w:p/>
         </w:tc>
         <w:tc>
           <w:tcPr>
-            <w:tcW w:type="dxa" w:w="1728"/>
+            <w:tcW w:type="dxa" w:w="1440"/>
           </w:tcPr>
           <w:p/>
         </w:tc>
         <w:tc>
           <w:tcPr>
-            <w:tcW w:type="dxa" w:w="1728"/>
+            <w:tcW w:type="dxa" w:w="1440"/>
           </w:tcPr>
           <w:p/>
         </w:tc>
         <w:tc>
           <w:tcPr>
-            <w:tcW w:type="dxa" w:w="1728"/>
+            <w:tcW w:type="dxa" w:w="1440"/>
           </w:tcPr>
           <w:p/>
         </w:tc>
         <w:tc>
           <w:tcPr>
-            <w:tcW w:type="dxa" w:w="1728"/>
+            <w:tcW w:type="dxa" w:w="1440"/>
+          </w:tcPr>
+          <w:p/>
+        </w:tc>
+        <w:tc>
+          <w:tcPr>
+            <w:tcW w:type="dxa" w:w="1440"/>
           </w:tcPr>
           <w:p/>
         </w:tc>
@@ -473,31 +530,37 @@
         </w:trPr>
         <w:tc>
           <w:tcPr>
-            <w:tcW w:type="dxa" w:w="1728"/>
+            <w:tcW w:type="dxa" w:w="1440"/>
           </w:tcPr>
           <w:p/>
         </w:tc>
         <w:tc>
           <w:tcPr>
-            <w:tcW w:type="dxa" w:w="1728"/>
+            <w:tcW w:type="dxa" w:w="1440"/>
           </w:tcPr>
           <w:p/>
         </w:tc>
         <w:tc>
           <w:tcPr>
-            <w:tcW w:type="dxa" w:w="1728"/>
+            <w:tcW w:type="dxa" w:w="1440"/>
           </w:tcPr>
           <w:p/>
         </w:tc>
         <w:tc>
           <w:tcPr>
-            <w:tcW w:type="dxa" w:w="1728"/>
+            <w:tcW w:type="dxa" w:w="1440"/>
           </w:tcPr>
           <w:p/>
         </w:tc>
         <w:tc>
           <w:tcPr>
-            <w:tcW w:type="dxa" w:w="1728"/>
+            <w:tcW w:type="dxa" w:w="1440"/>
+          </w:tcPr>
+          <w:p/>
+        </w:tc>
+        <w:tc>
+          <w:tcPr>
+            <w:tcW w:type="dxa" w:w="1440"/>
           </w:tcPr>
           <w:p/>
         </w:tc>
@@ -508,31 +571,37 @@
         </w:trPr>
         <w:tc>
           <w:tcPr>
-            <w:tcW w:type="dxa" w:w="1728"/>
+            <w:tcW w:type="dxa" w:w="1440"/>
           </w:tcPr>
           <w:p/>
         </w:tc>
         <w:tc>
           <w:tcPr>
-            <w:tcW w:type="dxa" w:w="1728"/>
+            <w:tcW w:type="dxa" w:w="1440"/>
           </w:tcPr>
           <w:p/>
         </w:tc>
         <w:tc>
           <w:tcPr>
-            <w:tcW w:type="dxa" w:w="1728"/>
+            <w:tcW w:type="dxa" w:w="1440"/>
           </w:tcPr>
           <w:p/>
         </w:tc>
         <w:tc>
           <w:tcPr>
-            <w:tcW w:type="dxa" w:w="1728"/>
+            <w:tcW w:type="dxa" w:w="1440"/>
           </w:tcPr>
           <w:p/>
         </w:tc>
         <w:tc>
           <w:tcPr>
-            <w:tcW w:type="dxa" w:w="1728"/>
+            <w:tcW w:type="dxa" w:w="1440"/>
+          </w:tcPr>
+          <w:p/>
+        </w:tc>
+        <w:tc>
+          <w:tcPr>
+            <w:tcW w:type="dxa" w:w="1440"/>
           </w:tcPr>
           <w:p/>
         </w:tc>
@@ -543,31 +612,37 @@
         </w:trPr>
         <w:tc>
           <w:tcPr>
-            <w:tcW w:type="dxa" w:w="1728"/>
+            <w:tcW w:type="dxa" w:w="1440"/>
           </w:tcPr>
           <w:p/>
         </w:tc>
         <w:tc>
           <w:tcPr>
-            <w:tcW w:type="dxa" w:w="1728"/>
+            <w:tcW w:type="dxa" w:w="1440"/>
           </w:tcPr>
           <w:p/>
         </w:tc>
         <w:tc>
           <w:tcPr>
-            <w:tcW w:type="dxa" w:w="1728"/>
+            <w:tcW w:type="dxa" w:w="1440"/>
           </w:tcPr>
           <w:p/>
         </w:tc>
         <w:tc>
           <w:tcPr>
-            <w:tcW w:type="dxa" w:w="1728"/>
+            <w:tcW w:type="dxa" w:w="1440"/>
           </w:tcPr>
           <w:p/>
         </w:tc>
         <w:tc>
           <w:tcPr>
-            <w:tcW w:type="dxa" w:w="1728"/>
+            <w:tcW w:type="dxa" w:w="1440"/>
+          </w:tcPr>
+          <w:p/>
+        </w:tc>
+        <w:tc>
+          <w:tcPr>
+            <w:tcW w:type="dxa" w:w="1440"/>
           </w:tcPr>
           <w:p/>
         </w:tc>
@@ -578,31 +653,37 @@
         </w:trPr>
         <w:tc>
           <w:tcPr>
-            <w:tcW w:type="dxa" w:w="1728"/>
+            <w:tcW w:type="dxa" w:w="1440"/>
           </w:tcPr>
           <w:p/>
         </w:tc>
         <w:tc>
           <w:tcPr>
-            <w:tcW w:type="dxa" w:w="1728"/>
+            <w:tcW w:type="dxa" w:w="1440"/>
           </w:tcPr>
           <w:p/>
         </w:tc>
         <w:tc>
           <w:tcPr>
-            <w:tcW w:type="dxa" w:w="1728"/>
+            <w:tcW w:type="dxa" w:w="1440"/>
           </w:tcPr>
           <w:p/>
         </w:tc>
         <w:tc>
           <w:tcPr>
-            <w:tcW w:type="dxa" w:w="1728"/>
+            <w:tcW w:type="dxa" w:w="1440"/>
           </w:tcPr>
           <w:p/>
         </w:tc>
         <w:tc>
           <w:tcPr>
-            <w:tcW w:type="dxa" w:w="1728"/>
+            <w:tcW w:type="dxa" w:w="1440"/>
+          </w:tcPr>
+          <w:p/>
+        </w:tc>
+        <w:tc>
+          <w:tcPr>
+            <w:tcW w:type="dxa" w:w="1440"/>
           </w:tcPr>
           <w:p/>
         </w:tc>

--- a/policies/build/sop_record_masters/ROM/Records/ROM.3_Record_02_service_standard_monitoring.docx
+++ b/policies/build/sop_record_masters/ROM/Records/ROM.3_Record_02_service_standard_monitoring.docx
@@ -97,6 +97,26 @@
       </w:hyperlink>
       <w:r>
         <w:t>. Responsibilities of Management chapter, standard ROM.3.</w:t>
+      </w:r>
+    </w:p>
+    <w:p>
+      <w:pPr>
+        <w:pStyle w:val="ListParagraph"/>
+      </w:pPr>
+      <w:r>
+        <w:t xml:space="preserve">International Organization for Standardization. (2026). </w:t>
+      </w:r>
+      <w:hyperlink r:id="rId10">
+        <w:r>
+          <w:rPr>
+            <w:color w:val="0563C1"/>
+            <w:u w:val="single"/>
+          </w:rPr>
+          <w:t>ISO 9001:2026, Quality management systems — Requirements</w:t>
+        </w:r>
+      </w:hyperlink>
+      <w:r>
+        <w:t>, clause 9.1. External benchmark only; not an NABH mandate.</w:t>
       </w:r>
     </w:p>
     <w:tbl>

--- a/policies/build/sop_record_masters/ROM/Records/ROM.3_Record_02_service_standard_monitoring.docx
+++ b/policies/build/sop_record_masters/ROM/Records/ROM.3_Record_02_service_standard_monitoring.docx
@@ -82,6 +82,7 @@
     <w:p>
       <w:pPr>
         <w:pStyle w:val="ListParagraph"/>
+        <w:spacing w:after="200" w:before="40"/>
       </w:pPr>
       <w:r>
         <w:t xml:space="preserve">National Accreditation Board for Hospitals and Healthcare Providers. (2022). Standards for Small Healthcare Organisations (3rd ed.). </w:t>
@@ -102,6 +103,7 @@
     <w:p>
       <w:pPr>
         <w:pStyle w:val="ListParagraph"/>
+        <w:spacing w:after="200" w:before="40"/>
       </w:pPr>
       <w:r>
         <w:t xml:space="preserve">International Organization for Standardization. (2026). </w:t>

--- a/policies/build/sop_record_masters/ROM/Records/ROM.3_Record_02_service_standard_monitoring.docx
+++ b/policies/build/sop_record_masters/ROM/Records/ROM.3_Record_02_service_standard_monitoring.docx
@@ -82,10 +82,11 @@
     <w:p>
       <w:pPr>
         <w:pStyle w:val="ListParagraph"/>
-        <w:spacing w:after="200" w:before="40"/>
+        <w:spacing w:after="240" w:before="80"/>
+        <w:contextualSpacing w:val="0"/>
       </w:pPr>
       <w:r>
-        <w:t xml:space="preserve">National Accreditation Board for Hospitals and Healthcare Providers. (2022). Standards for Small Healthcare Organisations (3rd ed.). </w:t>
+        <w:t xml:space="preserve">• National Accreditation Board for Hospitals and Healthcare Providers. (2022). Standards for Small Healthcare Organisations (3rd ed.). </w:t>
       </w:r>
       <w:hyperlink r:id="rId9">
         <w:r>
@@ -103,10 +104,11 @@
     <w:p>
       <w:pPr>
         <w:pStyle w:val="ListParagraph"/>
-        <w:spacing w:after="200" w:before="40"/>
+        <w:spacing w:after="240" w:before="80"/>
+        <w:contextualSpacing w:val="0"/>
       </w:pPr>
       <w:r>
-        <w:t xml:space="preserve">International Organization for Standardization. (2026). </w:t>
+        <w:t xml:space="preserve">• International Organization for Standardization. (2026). </w:t>
       </w:r>
       <w:hyperlink r:id="rId10">
         <w:r>
